--- a/01_The_Blue_Silence/Manuscript/THE_BLUE_SILENCE_Chapter_33_The_Bargain.docx
+++ b/01_The_Blue_Silence/Manuscript/THE_BLUE_SILENCE_Chapter_33_The_Bargain.docx
@@ -836,55 +836,7 @@
         <w:jc w:val="left"/>
       </w:pPr>
       <w:r>
-        <w:t>“Undercover operations would have collapsed.”</w:t>
-      </w:r>
-    </w:p>
-    <w:p>
-      <w:pPr>
-        <w:jc w:val="left"/>
-      </w:pPr>
-      <w:r>
-        <w:t>“Yes.”</w:t>
-      </w:r>
-    </w:p>
-    <w:p>
-      <w:pPr>
-        <w:jc w:val="left"/>
-      </w:pPr>
-      <w:r>
-        <w:t>“Pending prosecutions would have been compromised.”</w:t>
-      </w:r>
-    </w:p>
-    <w:p>
-      <w:pPr>
-        <w:jc w:val="left"/>
-      </w:pPr>
-      <w:r>
-        <w:t>“Yes.”</w:t>
-      </w:r>
-    </w:p>
-    <w:p>
-      <w:pPr>
-        <w:jc w:val="left"/>
-      </w:pPr>
-      <w:r>
-        <w:t>“Innocent officers would have been named beside guilty ones.”</w:t>
-      </w:r>
-    </w:p>
-    <w:p>
-      <w:pPr>
-        <w:jc w:val="left"/>
-      </w:pPr>
-      <w:r>
-        <w:t>“Yes.”</w:t>
-      </w:r>
-    </w:p>
-    <w:p>
-      <w:pPr>
-        <w:jc w:val="left"/>
-      </w:pPr>
-      <w:r>
-        <w:t>“Criminals would have learned our methods.”</w:t>
+        <w:t>“Undercover operations would have collapsed. Pending prosecutions would have been compromised. Innocent officers would have been named beside guilty ones. Criminals would have learned our methods.”</w:t>
       </w:r>
     </w:p>
     <w:p>

--- a/01_The_Blue_Silence/Manuscript/THE_BLUE_SILENCE_Chapter_33_The_Bargain.docx
+++ b/01_The_Blue_Silence/Manuscript/THE_BLUE_SILENCE_Chapter_33_The_Bargain.docx
@@ -2557,6 +2557,78 @@
       </w:pPr>
       <w:r>
         <w:t>He ended the call.</w:t>
+      </w:r>
+    </w:p>
+    <w:p>
+      <w:pPr>
+        <w:jc w:val="left"/>
+      </w:pPr>
+      <w:r>
+        <w:t>When traffic slowed at the Kota Aruna toll he took out his notebook and wrote three lines, because on days like this he trusted ink more than memory.</w:t>
+      </w:r>
+    </w:p>
+    <w:p>
+      <w:pPr>
+        <w:jc w:val="left"/>
+      </w:pPr>
+      <w:r>
+        <w:t>The network was real.</w:t>
+      </w:r>
+    </w:p>
+    <w:p>
+      <w:pPr>
+        <w:jc w:val="left"/>
+      </w:pPr>
+      <w:r>
+        <w:t>Harun had known it.</w:t>
+      </w:r>
+    </w:p>
+    <w:p>
+      <w:pPr>
+        <w:jc w:val="left"/>
+      </w:pPr>
+      <w:r>
+        <w:t>Farid had known that Harun knew.</w:t>
+      </w:r>
+    </w:p>
+    <w:p>
+      <w:pPr>
+        <w:jc w:val="left"/>
+      </w:pPr>
+      <w:r>
+        <w:t>Then, below, he wrote a fourth line and looked at it for a long time.</w:t>
+      </w:r>
+    </w:p>
+    <w:p>
+      <w:pPr>
+        <w:jc w:val="left"/>
+      </w:pPr>
+      <w:r>
+        <w:t>Why nine days?</w:t>
+      </w:r>
+    </w:p>
+    <w:p>
+      <w:pPr>
+        <w:jc w:val="left"/>
+      </w:pPr>
+      <w:r>
+        <w:t>Harun’s inquiry had closed in nine days. Men who died by their own hand were mourned for longer than that. Cases closed faster only when someone needed them closed.</w:t>
+      </w:r>
+    </w:p>
+    <w:p>
+      <w:pPr>
+        <w:jc w:val="left"/>
+      </w:pPr>
+      <w:r>
+        <w:t>He did not write the name of who that someone might be. He had a strict rule against writing names he could not prove.</w:t>
+      </w:r>
+    </w:p>
+    <w:p>
+      <w:pPr>
+        <w:jc w:val="left"/>
+      </w:pPr>
+      <w:r>
+        <w:t>But the pen had stopped, for a moment, on the last letter of the word days, and he understood that he already knew whose office a nine-day inquiry would have crossed.</w:t>
       </w:r>
     </w:p>
     <w:p>

--- a/01_The_Blue_Silence/Manuscript/THE_BLUE_SILENCE_Chapter_33_The_Bargain.docx
+++ b/01_The_Blue_Silence/Manuscript/THE_BLUE_SILENCE_Chapter_33_The_Bargain.docx
@@ -44,15 +44,15 @@
         <w:jc w:val="left"/>
       </w:pPr>
       <w:r>
-        <w:t>That was not unusual enough to refuse.</w:t>
-      </w:r>
-    </w:p>
-    <w:p>
-      <w:pPr>
-        <w:jc w:val="left"/>
-      </w:pPr>
-      <w:r>
-        <w:t>It was unusual enough that Rahman told Aisyah where he was going.</w:t>
+        <w:t>Rahman did not refuse.</w:t>
+      </w:r>
+    </w:p>
+    <w:p>
+      <w:pPr>
+        <w:jc w:val="left"/>
+      </w:pPr>
+      <w:r>
+        <w:t>He did tell Aisyah where he was going.</w:t>
       </w:r>
     </w:p>
     <w:p>
